--- a/exports/fedramp22_summary_v1.0.docx
+++ b/exports/fedramp22_summary_v1.0.docx
@@ -384,6 +384,398 @@
       </w:pPr>
       <w:r>
         <w:t xml:space="preserve">UIAO delivers measurable improvements across performance, security, compliance, and mission readiness. Cloud-first routing and identity- driven segmentation reduce latency and improve M365 performance. Stronger identity governance and deterministic addressing enhance Zero Trust enforcement. Unified telemetry enables accurate location inference, conversation-level visibility, and real-time decision-making. The architecture aligns the agency with TIC 3.0, FedRAMP 22, and NIST 800-63 requirements, reducing compliance risk. Most importantly, the modernization improves citizen experience by delivering faster, more reliable, and more secure services.</w:t>
+      </w:r>
+    </w:p>
+    <w:p>
+      <w:pPr>
+        <w:pStyle w:val="BodyText"/>
+      </w:pPr>
+      <w:r>
+        <w:t xml:space="preserve">management_and_governance:</w:t>
+      </w:r>
+      <w:r>
+        <w:t xml:space="preserve"> </w:t>
+      </w:r>
+      <w:r>
+        <w:t xml:space="preserve">narrative: &gt;</w:t>
+      </w:r>
+      <w:r>
+        <w:t xml:space="preserve"> </w:t>
+      </w:r>
+      <w:r>
+        <w:t xml:space="preserve">The Management and Governance layer provides the operational</w:t>
+      </w:r>
+      <w:r>
+        <w:t xml:space="preserve"> </w:t>
+      </w:r>
+      <w:r>
+        <w:t xml:space="preserve">orchestration that binds the five control planes into a continuously</w:t>
+      </w:r>
+      <w:r>
+        <w:t xml:space="preserve"> </w:t>
+      </w:r>
+      <w:r>
+        <w:t xml:space="preserve">governed, auditable system. This layer is distinct from the</w:t>
+      </w:r>
+      <w:r>
+        <w:t xml:space="preserve"> </w:t>
+      </w:r>
+      <w:r>
+        <w:t xml:space="preserve">Transport and Security tools (Cisco, Palo Alto) that move and</w:t>
+      </w:r>
+      <w:r>
+        <w:t xml:space="preserve"> </w:t>
+      </w:r>
+      <w:r>
+        <w:t xml:space="preserve">protect traffic; instead, it focuses on ensuring that the</w:t>
+      </w:r>
+      <w:r>
+        <w:t xml:space="preserve"> </w:t>
+      </w:r>
+      <w:r>
+        <w:t xml:space="preserve">architectural fabric remains compliant, healthy, and aligned with</w:t>
+      </w:r>
+      <w:r>
+        <w:t xml:space="preserve"> </w:t>
+      </w:r>
+      <w:r>
+        <w:t xml:space="preserve">federal mandates over time.</w:t>
+      </w:r>
+      <w:r>
+        <w:t xml:space="preserve"> </w:t>
+      </w:r>
+      <w:r>
+        <w:t xml:space="preserve">servicenow:</w:t>
+      </w:r>
+      <w:r>
+        <w:t xml:space="preserve"> </w:t>
+      </w:r>
+      <w:r>
+        <w:t xml:space="preserve">role:</w:t>
+      </w:r>
+      <w:r>
+        <w:t xml:space="preserve"> </w:t>
+      </w:r>
+      <w:r>
+        <w:t xml:space="preserve">“</w:t>
+      </w:r>
+      <w:r>
+        <w:t xml:space="preserve">System of Record for Overlay Drift</w:t>
+      </w:r>
+      <w:r>
+        <w:t xml:space="preserve">”</w:t>
+      </w:r>
+      <w:r>
+        <w:t xml:space="preserve"> </w:t>
+      </w:r>
+      <w:r>
+        <w:t xml:space="preserve">narrative: &gt;</w:t>
+      </w:r>
+      <w:r>
+        <w:t xml:space="preserve"> </w:t>
+      </w:r>
+      <w:r>
+        <w:t xml:space="preserve">ServiceNow serves as the authoritative system of record for</w:t>
+      </w:r>
+      <w:r>
+        <w:t xml:space="preserve"> </w:t>
+      </w:r>
+      <w:r>
+        <w:t xml:space="preserve">detecting and remediating Overlay Drift within the UIAO</w:t>
+      </w:r>
+      <w:r>
+        <w:t xml:space="preserve"> </w:t>
+      </w:r>
+      <w:r>
+        <w:t xml:space="preserve">architecture. When the Telemetry Control Plane detects</w:t>
+      </w:r>
+      <w:r>
+        <w:t xml:space="preserve"> </w:t>
+      </w:r>
+      <w:r>
+        <w:t xml:space="preserve">configuration deviations in the SD-WAN overlay—such as</w:t>
+      </w:r>
+      <w:r>
+        <w:t xml:space="preserve"> </w:t>
+      </w:r>
+      <w:r>
+        <w:t xml:space="preserve">unauthorized tunnel endpoints, expired certificates, or policy</w:t>
+      </w:r>
+      <w:r>
+        <w:t xml:space="preserve"> </w:t>
+      </w:r>
+      <w:r>
+        <w:t xml:space="preserve">mismatches against the approved baseline in program.yml—</w:t>
+      </w:r>
+      <w:r>
+        <w:t xml:space="preserve"> </w:t>
+      </w:r>
+      <w:r>
+        <w:t xml:space="preserve">ServiceNow automatically generates a Change Request linked to</w:t>
+      </w:r>
+      <w:r>
+        <w:t xml:space="preserve"> </w:t>
+      </w:r>
+      <w:r>
+        <w:t xml:space="preserve">the affected Configuration Item in the CMDB. The automated</w:t>
+      </w:r>
+      <w:r>
+        <w:t xml:space="preserve"> </w:t>
+      </w:r>
+      <w:r>
+        <w:t xml:space="preserve">remediation workflow re-validates the overlay configuration,</w:t>
+      </w:r>
+      <w:r>
+        <w:t xml:space="preserve"> </w:t>
+      </w:r>
+      <w:r>
+        <w:t xml:space="preserve">enforces corrective action, and closes the governance loop by</w:t>
+      </w:r>
+      <w:r>
+        <w:t xml:space="preserve"> </w:t>
+      </w:r>
+      <w:r>
+        <w:t xml:space="preserve">updating the Telemetry Plane with the resolution status. This</w:t>
+      </w:r>
+      <w:r>
+        <w:t xml:space="preserve"> </w:t>
+      </w:r>
+      <w:r>
+        <w:t xml:space="preserve">ensures that the Overlay Plane never drifts from its authorized</w:t>
+      </w:r>
+      <w:r>
+        <w:t xml:space="preserve"> </w:t>
+      </w:r>
+      <w:r>
+        <w:t xml:space="preserve">state without detection, documentation, and remediation.</w:t>
+      </w:r>
+      <w:r>
+        <w:t xml:space="preserve"> </w:t>
+      </w:r>
+      <w:r>
+        <w:t xml:space="preserve">fedramp_class:</w:t>
+      </w:r>
+      <w:r>
+        <w:t xml:space="preserve"> </w:t>
+      </w:r>
+      <w:r>
+        <w:t xml:space="preserve">“</w:t>
+      </w:r>
+      <w:r>
+        <w:t xml:space="preserve">Class C (Moderate)</w:t>
+      </w:r>
+      <w:r>
+        <w:t xml:space="preserve">”</w:t>
+      </w:r>
+      <w:r>
+        <w:t xml:space="preserve"> </w:t>
+      </w:r>
+      <w:r>
+        <w:t xml:space="preserve">nist_controls:</w:t>
+      </w:r>
+      <w:r>
+        <w:t xml:space="preserve"> </w:t>
+      </w:r>
+      <w:r>
+        <w:t xml:space="preserve">-</w:t>
+      </w:r>
+      <w:r>
+        <w:t xml:space="preserve"> </w:t>
+      </w:r>
+      <w:r>
+        <w:t xml:space="preserve">“</w:t>
+      </w:r>
+      <w:r>
+        <w:t xml:space="preserve">IR-4: Incident Handling (Rev 5)</w:t>
+      </w:r>
+      <w:r>
+        <w:t xml:space="preserve">”</w:t>
+      </w:r>
+      <w:r>
+        <w:t xml:space="preserve"> </w:t>
+      </w:r>
+      <w:r>
+        <w:t xml:space="preserve">-</w:t>
+      </w:r>
+      <w:r>
+        <w:t xml:space="preserve"> </w:t>
+      </w:r>
+      <w:r>
+        <w:t xml:space="preserve">“</w:t>
+      </w:r>
+      <w:r>
+        <w:t xml:space="preserve">CA-7: Continuous Monitoring (Rev 5)</w:t>
+      </w:r>
+      <w:r>
+        <w:t xml:space="preserve">”</w:t>
+      </w:r>
+      <w:r>
+        <w:t xml:space="preserve"> </w:t>
+      </w:r>
+      <w:r>
+        <w:t xml:space="preserve">intune:</w:t>
+      </w:r>
+      <w:r>
+        <w:t xml:space="preserve"> </w:t>
+      </w:r>
+      <w:r>
+        <w:t xml:space="preserve">role:</w:t>
+      </w:r>
+      <w:r>
+        <w:t xml:space="preserve"> </w:t>
+      </w:r>
+      <w:r>
+        <w:t xml:space="preserve">“</w:t>
+      </w:r>
+      <w:r>
+        <w:t xml:space="preserve">Identity Plane Device Trust Gatekeeper</w:t>
+      </w:r>
+      <w:r>
+        <w:t xml:space="preserve">”</w:t>
+      </w:r>
+      <w:r>
+        <w:t xml:space="preserve"> </w:t>
+      </w:r>
+      <w:r>
+        <w:t xml:space="preserve">narrative: &gt;</w:t>
+      </w:r>
+      <w:r>
+        <w:t xml:space="preserve"> </w:t>
+      </w:r>
+      <w:r>
+        <w:t xml:space="preserve">Microsoft Intune ensures that the Identity Control Plane only</w:t>
+      </w:r>
+      <w:r>
+        <w:t xml:space="preserve"> </w:t>
+      </w:r>
+      <w:r>
+        <w:t xml:space="preserve">allows healthy, certified devices into the architectural fabric.</w:t>
+      </w:r>
+      <w:r>
+        <w:t xml:space="preserve"> </w:t>
+      </w:r>
+      <w:r>
+        <w:t xml:space="preserve">Before any endpoint is granted access through the Overlay Plane,</w:t>
+      </w:r>
+      <w:r>
+        <w:t xml:space="preserve"> </w:t>
+      </w:r>
+      <w:r>
+        <w:t xml:space="preserve">Intune validates its compliance posture: OS patch level, disk</w:t>
+      </w:r>
+      <w:r>
+        <w:t xml:space="preserve"> </w:t>
+      </w:r>
+      <w:r>
+        <w:t xml:space="preserve">encryption status, EDR agent health, and certificate validity.</w:t>
+      </w:r>
+      <w:r>
+        <w:t xml:space="preserve"> </w:t>
+      </w:r>
+      <w:r>
+        <w:t xml:space="preserve">This compliance signal is consumed by Entra ID Conditional</w:t>
+      </w:r>
+      <w:r>
+        <w:t xml:space="preserve"> </w:t>
+      </w:r>
+      <w:r>
+        <w:t xml:space="preserve">Access, which enforces a device-trust gate at authentication</w:t>
+      </w:r>
+      <w:r>
+        <w:t xml:space="preserve"> </w:t>
+      </w:r>
+      <w:r>
+        <w:t xml:space="preserve">time. Non-compliant devices are quarantined to a restricted VLAN</w:t>
+      </w:r>
+      <w:r>
+        <w:t xml:space="preserve"> </w:t>
+      </w:r>
+      <w:r>
+        <w:t xml:space="preserve">segment managed by Cisco ISE, preventing lateral movement within</w:t>
+      </w:r>
+      <w:r>
+        <w:t xml:space="preserve"> </w:t>
+      </w:r>
+      <w:r>
+        <w:t xml:space="preserve">the fabric. Device trust is not a one-time check but a</w:t>
+      </w:r>
+      <w:r>
+        <w:t xml:space="preserve"> </w:t>
+      </w:r>
+      <w:r>
+        <w:t xml:space="preserve">persistent, real-time control input to the Identity Plane,</w:t>
+      </w:r>
+      <w:r>
+        <w:t xml:space="preserve"> </w:t>
+      </w:r>
+      <w:r>
+        <w:t xml:space="preserve">ensuring continuous compliance with NIST 800-53 Rev 5 AC-19</w:t>
+      </w:r>
+      <w:r>
+        <w:t xml:space="preserve"> </w:t>
+      </w:r>
+      <w:r>
+        <w:t xml:space="preserve">and CM-8 requirements.</w:t>
+      </w:r>
+      <w:r>
+        <w:t xml:space="preserve"> </w:t>
+      </w:r>
+      <w:r>
+        <w:t xml:space="preserve">fedramp_class:</w:t>
+      </w:r>
+      <w:r>
+        <w:t xml:space="preserve"> </w:t>
+      </w:r>
+      <w:r>
+        <w:t xml:space="preserve">“</w:t>
+      </w:r>
+      <w:r>
+        <w:t xml:space="preserve">Class C (Moderate)</w:t>
+      </w:r>
+      <w:r>
+        <w:t xml:space="preserve">”</w:t>
+      </w:r>
+      <w:r>
+        <w:t xml:space="preserve"> </w:t>
+      </w:r>
+      <w:r>
+        <w:t xml:space="preserve">nist_controls:</w:t>
+      </w:r>
+      <w:r>
+        <w:t xml:space="preserve"> </w:t>
+      </w:r>
+      <w:r>
+        <w:t xml:space="preserve">-</w:t>
+      </w:r>
+      <w:r>
+        <w:t xml:space="preserve"> </w:t>
+      </w:r>
+      <w:r>
+        <w:t xml:space="preserve">“</w:t>
+      </w:r>
+      <w:r>
+        <w:t xml:space="preserve">AC-19: Access Control for Mobile Devices (Rev 5)</w:t>
+      </w:r>
+      <w:r>
+        <w:t xml:space="preserve">”</w:t>
+      </w:r>
+      <w:r>
+        <w:t xml:space="preserve"> </w:t>
+      </w:r>
+      <w:r>
+        <w:t xml:space="preserve">-</w:t>
+      </w:r>
+      <w:r>
+        <w:t xml:space="preserve"> </w:t>
+      </w:r>
+      <w:r>
+        <w:t xml:space="preserve">“</w:t>
+      </w:r>
+      <w:r>
+        <w:t xml:space="preserve">CM-8: System Component Inventory (Rev 5)</w:t>
+      </w:r>
+      <w:r>
+        <w:t xml:space="preserve">”</w:t>
       </w:r>
     </w:p>
     <w:p>

--- a/exports/fedramp22_summary_v1.0.docx
+++ b/exports/fedramp22_summary_v1.0.docx
@@ -34,6 +34,32 @@
         <w:t xml:space="preserve">Summary</w:t>
       </w:r>
     </w:p>
+    <w:sdt>
+      <w:sdtPr>
+        <w:docPartObj>
+          <w:docPartGallery w:val="Table of Contents"/>
+          <w:docPartUnique/>
+        </w:docPartObj>
+      </w:sdtPr>
+      <w:sdtContent>
+        <w:p>
+          <w:pPr>
+            <w:pStyle w:val="TOCHeading"/>
+          </w:pPr>
+          <w:r>
+            <w:t xml:space="preserve">Table of Contents</w:t>
+          </w:r>
+        </w:p>
+        <w:p>
+          <w:r>
+            <w:fldChar w:fldCharType="begin" w:dirty="true"/>
+            <w:instrText xml:space="preserve">TOC \o "1-3" \h \z \u</w:instrText>
+            <w:fldChar w:fldCharType="separate"/>
+            <w:fldChar w:fldCharType="end"/>
+          </w:r>
+        </w:p>
+      </w:sdtContent>
+    </w:sdt>
     <w:bookmarkStart w:id="20" w:name="uiao-fedramp-22-compliance-summary"/>
     <w:p>
       <w:pPr>
@@ -1787,13 +1813,15 @@
     <w:link w:val="VerbatimChar"/>
     <w:pPr>
       <w:wordWrap w:val="off"/>
+      <w:shd w:val="clear" w:fill="f8f8f8"/>
     </w:pPr>
   </w:style>
   <w:style w:type="character" w:customStyle="1" w:styleId="KeywordTok">
     <w:name w:val="KeywordTok"/>
     <w:basedOn w:val="VerbatimChar"/>
     <w:rPr>
-      <w:color w:val="007020"/>
+      <w:color w:val="204a87"/>
+      <w:shd w:val="clear" w:fill="f8f8f8"/>
       <w:b/>
     </w:rPr>
   </w:style>
@@ -1801,85 +1829,96 @@
     <w:name w:val="DataTypeTok"/>
     <w:basedOn w:val="VerbatimChar"/>
     <w:rPr>
-      <w:color w:val="902000"/>
+      <w:color w:val="204a87"/>
+      <w:shd w:val="clear" w:fill="f8f8f8"/>
     </w:rPr>
   </w:style>
   <w:style w:type="character" w:customStyle="1" w:styleId="DecValTok">
     <w:name w:val="DecValTok"/>
     <w:basedOn w:val="VerbatimChar"/>
     <w:rPr>
-      <w:color w:val="40a070"/>
+      <w:color w:val="0000cf"/>
+      <w:shd w:val="clear" w:fill="f8f8f8"/>
     </w:rPr>
   </w:style>
   <w:style w:type="character" w:customStyle="1" w:styleId="BaseNTok">
     <w:name w:val="BaseNTok"/>
     <w:basedOn w:val="VerbatimChar"/>
     <w:rPr>
-      <w:color w:val="40a070"/>
+      <w:color w:val="0000cf"/>
+      <w:shd w:val="clear" w:fill="f8f8f8"/>
     </w:rPr>
   </w:style>
   <w:style w:type="character" w:customStyle="1" w:styleId="FloatTok">
     <w:name w:val="FloatTok"/>
     <w:basedOn w:val="VerbatimChar"/>
     <w:rPr>
-      <w:color w:val="40a070"/>
+      <w:color w:val="0000cf"/>
+      <w:shd w:val="clear" w:fill="f8f8f8"/>
     </w:rPr>
   </w:style>
   <w:style w:type="character" w:customStyle="1" w:styleId="ConstantTok">
     <w:name w:val="ConstantTok"/>
     <w:basedOn w:val="VerbatimChar"/>
     <w:rPr>
-      <w:color w:val="880000"/>
+      <w:color w:val="8f5902"/>
+      <w:shd w:val="clear" w:fill="f8f8f8"/>
     </w:rPr>
   </w:style>
   <w:style w:type="character" w:customStyle="1" w:styleId="CharTok">
     <w:name w:val="CharTok"/>
     <w:basedOn w:val="VerbatimChar"/>
     <w:rPr>
-      <w:color w:val="4070a0"/>
+      <w:color w:val="4e9a06"/>
+      <w:shd w:val="clear" w:fill="f8f8f8"/>
     </w:rPr>
   </w:style>
   <w:style w:type="character" w:customStyle="1" w:styleId="SpecialCharTok">
     <w:name w:val="SpecialCharTok"/>
     <w:basedOn w:val="VerbatimChar"/>
     <w:rPr>
-      <w:color w:val="4070a0"/>
+      <w:color w:val="ce5c00"/>
+      <w:shd w:val="clear" w:fill="f8f8f8"/>
+      <w:b/>
     </w:rPr>
   </w:style>
   <w:style w:type="character" w:customStyle="1" w:styleId="StringTok">
     <w:name w:val="StringTok"/>
     <w:basedOn w:val="VerbatimChar"/>
     <w:rPr>
-      <w:color w:val="4070a0"/>
+      <w:color w:val="4e9a06"/>
+      <w:shd w:val="clear" w:fill="f8f8f8"/>
     </w:rPr>
   </w:style>
   <w:style w:type="character" w:customStyle="1" w:styleId="VerbatimStringTok">
     <w:name w:val="VerbatimStringTok"/>
     <w:basedOn w:val="VerbatimChar"/>
     <w:rPr>
-      <w:color w:val="4070a0"/>
+      <w:color w:val="4e9a06"/>
+      <w:shd w:val="clear" w:fill="f8f8f8"/>
     </w:rPr>
   </w:style>
   <w:style w:type="character" w:customStyle="1" w:styleId="SpecialStringTok">
     <w:name w:val="SpecialStringTok"/>
     <w:basedOn w:val="VerbatimChar"/>
     <w:rPr>
-      <w:color w:val="bb6688"/>
+      <w:color w:val="4e9a06"/>
+      <w:shd w:val="clear" w:fill="f8f8f8"/>
     </w:rPr>
   </w:style>
   <w:style w:type="character" w:customStyle="1" w:styleId="ImportTok">
     <w:name w:val="ImportTok"/>
     <w:basedOn w:val="VerbatimChar"/>
     <w:rPr>
-      <w:color w:val="008000"/>
-      <w:b/>
+      <w:shd w:val="clear" w:fill="f8f8f8"/>
     </w:rPr>
   </w:style>
   <w:style w:type="character" w:customStyle="1" w:styleId="CommentTok">
     <w:name w:val="CommentTok"/>
     <w:basedOn w:val="VerbatimChar"/>
     <w:rPr>
-      <w:color w:val="60a0b0"/>
+      <w:color w:val="8f5902"/>
+      <w:shd w:val="clear" w:fill="f8f8f8"/>
       <w:i/>
     </w:rPr>
   </w:style>
@@ -1887,7 +1926,9 @@
     <w:name w:val="DocumentationTok"/>
     <w:basedOn w:val="VerbatimChar"/>
     <w:rPr>
-      <w:color w:val="ba2121"/>
+      <w:color w:val="8f5902"/>
+      <w:shd w:val="clear" w:fill="f8f8f8"/>
+      <w:b/>
       <w:i/>
     </w:rPr>
   </w:style>
@@ -1895,7 +1936,8 @@
     <w:name w:val="AnnotationTok"/>
     <w:basedOn w:val="VerbatimChar"/>
     <w:rPr>
-      <w:color w:val="60a0b0"/>
+      <w:color w:val="8f5902"/>
+      <w:shd w:val="clear" w:fill="f8f8f8"/>
       <w:b/>
       <w:i/>
     </w:rPr>
@@ -1904,7 +1946,8 @@
     <w:name w:val="CommentVarTok"/>
     <w:basedOn w:val="VerbatimChar"/>
     <w:rPr>
-      <w:color w:val="60a0b0"/>
+      <w:color w:val="8f5902"/>
+      <w:shd w:val="clear" w:fill="f8f8f8"/>
       <w:b/>
       <w:i/>
     </w:rPr>
@@ -1913,28 +1956,33 @@
     <w:name w:val="OtherTok"/>
     <w:basedOn w:val="VerbatimChar"/>
     <w:rPr>
-      <w:color w:val="007020"/>
+      <w:color w:val="8f5902"/>
+      <w:shd w:val="clear" w:fill="f8f8f8"/>
     </w:rPr>
   </w:style>
   <w:style w:type="character" w:customStyle="1" w:styleId="FunctionTok">
     <w:name w:val="FunctionTok"/>
     <w:basedOn w:val="VerbatimChar"/>
     <w:rPr>
-      <w:color w:val="06287e"/>
+      <w:color w:val="204a87"/>
+      <w:shd w:val="clear" w:fill="f8f8f8"/>
+      <w:b/>
     </w:rPr>
   </w:style>
   <w:style w:type="character" w:customStyle="1" w:styleId="VariableTok">
     <w:name w:val="VariableTok"/>
     <w:basedOn w:val="VerbatimChar"/>
     <w:rPr>
-      <w:color w:val="19177c"/>
+      <w:color w:val="000000"/>
+      <w:shd w:val="clear" w:fill="f8f8f8"/>
     </w:rPr>
   </w:style>
   <w:style w:type="character" w:customStyle="1" w:styleId="ControlFlowTok">
     <w:name w:val="ControlFlowTok"/>
     <w:basedOn w:val="VerbatimChar"/>
     <w:rPr>
-      <w:color w:val="007020"/>
+      <w:color w:val="204a87"/>
+      <w:shd w:val="clear" w:fill="f8f8f8"/>
       <w:b/>
     </w:rPr>
   </w:style>
@@ -1942,45 +1990,55 @@
     <w:name w:val="OperatorTok"/>
     <w:basedOn w:val="VerbatimChar"/>
     <w:rPr>
-      <w:color w:val="666666"/>
+      <w:color w:val="ce5c00"/>
+      <w:shd w:val="clear" w:fill="f8f8f8"/>
+      <w:b/>
     </w:rPr>
   </w:style>
   <w:style w:type="character" w:customStyle="1" w:styleId="BuiltInTok">
     <w:name w:val="BuiltInTok"/>
     <w:basedOn w:val="VerbatimChar"/>
     <w:rPr>
-      <w:color w:val="008000"/>
+      <w:shd w:val="clear" w:fill="f8f8f8"/>
     </w:rPr>
   </w:style>
   <w:style w:type="character" w:customStyle="1" w:styleId="ExtensionTok">
     <w:name w:val="ExtensionTok"/>
     <w:basedOn w:val="VerbatimChar"/>
-    <w:rPr/>
+    <w:rPr>
+      <w:shd w:val="clear" w:fill="f8f8f8"/>
+    </w:rPr>
   </w:style>
   <w:style w:type="character" w:customStyle="1" w:styleId="PreprocessorTok">
     <w:name w:val="PreprocessorTok"/>
     <w:basedOn w:val="VerbatimChar"/>
     <w:rPr>
-      <w:color w:val="bc7a00"/>
+      <w:color w:val="8f5902"/>
+      <w:shd w:val="clear" w:fill="f8f8f8"/>
+      <w:i/>
     </w:rPr>
   </w:style>
   <w:style w:type="character" w:customStyle="1" w:styleId="AttributeTok">
     <w:name w:val="AttributeTok"/>
     <w:basedOn w:val="VerbatimChar"/>
     <w:rPr>
-      <w:color w:val="7d9029"/>
+      <w:color w:val="204a87"/>
+      <w:shd w:val="clear" w:fill="f8f8f8"/>
     </w:rPr>
   </w:style>
   <w:style w:type="character" w:customStyle="1" w:styleId="RegionMarkerTok">
     <w:name w:val="RegionMarkerTok"/>
     <w:basedOn w:val="VerbatimChar"/>
-    <w:rPr/>
+    <w:rPr>
+      <w:shd w:val="clear" w:fill="f8f8f8"/>
+    </w:rPr>
   </w:style>
   <w:style w:type="character" w:customStyle="1" w:styleId="InformationTok">
     <w:name w:val="InformationTok"/>
     <w:basedOn w:val="VerbatimChar"/>
     <w:rPr>
-      <w:color w:val="60a0b0"/>
+      <w:color w:val="8f5902"/>
+      <w:shd w:val="clear" w:fill="f8f8f8"/>
       <w:b/>
       <w:i/>
     </w:rPr>
@@ -1989,7 +2047,8 @@
     <w:name w:val="WarningTok"/>
     <w:basedOn w:val="VerbatimChar"/>
     <w:rPr>
-      <w:color w:val="60a0b0"/>
+      <w:color w:val="8f5902"/>
+      <w:shd w:val="clear" w:fill="f8f8f8"/>
       <w:b/>
       <w:i/>
     </w:rPr>
@@ -1998,22 +2057,25 @@
     <w:name w:val="AlertTok"/>
     <w:basedOn w:val="VerbatimChar"/>
     <w:rPr>
-      <w:color w:val="ff0000"/>
-      <w:b/>
+      <w:color w:val="ef2929"/>
+      <w:shd w:val="clear" w:fill="f8f8f8"/>
     </w:rPr>
   </w:style>
   <w:style w:type="character" w:customStyle="1" w:styleId="ErrorTok">
     <w:name w:val="ErrorTok"/>
     <w:basedOn w:val="VerbatimChar"/>
     <w:rPr>
-      <w:color w:val="ff0000"/>
+      <w:color w:val="a40000"/>
+      <w:shd w:val="clear" w:fill="f8f8f8"/>
       <w:b/>
     </w:rPr>
   </w:style>
   <w:style w:type="character" w:customStyle="1" w:styleId="NormalTok">
     <w:name w:val="NormalTok"/>
     <w:basedOn w:val="VerbatimChar"/>
-    <w:rPr/>
+    <w:rPr>
+      <w:shd w:val="clear" w:fill="f8f8f8"/>
+    </w:rPr>
   </w:style>
 </w:styles>
 </file>
